--- a/docs/Eval一页速览_飞书版.docx
+++ b/docs/Eval一页速览_飞书版.docx
@@ -39,7 +39,7 @@
         <w:t>版本</w:t>
       </w:r>
       <w:r>
-        <w:t xml:space="preserve">：v1.3.0（2026-08-01）｜ </w:t>
+        <w:t xml:space="preserve">：v1.4.0（2026-08-01）｜ </w:t>
       </w:r>
       <w:r>
         <w:rPr>
@@ -48,7 +48,7 @@
         <w:t>评测集</w:t>
       </w:r>
       <w:r>
-        <w:t xml:space="preserve">：evalset v3（58 条）｜ </w:t>
+        <w:t xml:space="preserve">：evalset v4（68 条）｜ </w:t>
       </w:r>
       <w:r>
         <w:rPr>
@@ -67,7 +67,7 @@
     </w:p>
     <w:tbl>
       <w:tblPr>
-        <w:tblStyle w:val="TableGrid"/>
+        <w:tblStyle w:val="LightGrid-Accent1"/>
         <w:tblW w:type="auto" w:w="0"/>
         <w:tblLook w:firstColumn="1" w:firstRow="1" w:lastColumn="0" w:lastRow="0" w:noHBand="0" w:noVBand="1" w:val="04A0"/>
       </w:tblPr>
@@ -87,16 +87,6 @@
           </w:tcPr>
           <w:p>
             <w:r>
-              <w:rPr>
-                <w:b/>
-                <w:sz w:val="18"/>
-              </w:rPr>
-            </w:r>
-            <w:r>
-              <w:rPr>
-                <w:b/>
-                <w:sz w:val="18"/>
-              </w:rPr>
               <w:t>轮次</w:t>
             </w:r>
           </w:p>
@@ -107,16 +97,6 @@
           </w:tcPr>
           <w:p>
             <w:r>
-              <w:rPr>
-                <w:b/>
-                <w:sz w:val="18"/>
-              </w:rPr>
-            </w:r>
-            <w:r>
-              <w:rPr>
-                <w:b/>
-                <w:sz w:val="18"/>
-              </w:rPr>
               <w:t>版本</w:t>
             </w:r>
           </w:p>
@@ -127,16 +107,6 @@
           </w:tcPr>
           <w:p>
             <w:r>
-              <w:rPr>
-                <w:b/>
-                <w:sz w:val="18"/>
-              </w:rPr>
-            </w:r>
-            <w:r>
-              <w:rPr>
-                <w:b/>
-                <w:sz w:val="18"/>
-              </w:rPr>
               <w:t>评测集</w:t>
             </w:r>
           </w:p>
@@ -147,16 +117,6 @@
           </w:tcPr>
           <w:p>
             <w:r>
-              <w:rPr>
-                <w:b/>
-                <w:sz w:val="18"/>
-              </w:rPr>
-            </w:r>
-            <w:r>
-              <w:rPr>
-                <w:b/>
-                <w:sz w:val="18"/>
-              </w:rPr>
               <w:t>通过率</w:t>
             </w:r>
           </w:p>
@@ -167,16 +127,6 @@
           </w:tcPr>
           <w:p>
             <w:r>
-              <w:rPr>
-                <w:b/>
-                <w:sz w:val="18"/>
-              </w:rPr>
-            </w:r>
-            <w:r>
-              <w:rPr>
-                <w:b/>
-                <w:sz w:val="18"/>
-              </w:rPr>
               <w:t>风险判定准确率</w:t>
             </w:r>
           </w:p>
@@ -187,16 +137,6 @@
           </w:tcPr>
           <w:p>
             <w:r>
-              <w:rPr>
-                <w:b/>
-                <w:sz w:val="18"/>
-              </w:rPr>
-            </w:r>
-            <w:r>
-              <w:rPr>
-                <w:b/>
-                <w:sz w:val="18"/>
-              </w:rPr>
               <w:t>业务有效处置率(BER)</w:t>
             </w:r>
           </w:p>
@@ -207,16 +147,6 @@
           </w:tcPr>
           <w:p>
             <w:r>
-              <w:rPr>
-                <w:b/>
-                <w:sz w:val="18"/>
-              </w:rPr>
-            </w:r>
-            <w:r>
-              <w:rPr>
-                <w:b/>
-                <w:sz w:val="18"/>
-              </w:rPr>
               <w:t>崩溃数</w:t>
             </w:r>
           </w:p>
@@ -229,14 +159,6 @@
           </w:tcPr>
           <w:p>
             <w:r>
-              <w:rPr>
-                <w:sz w:val="18"/>
-              </w:rPr>
-            </w:r>
-            <w:r>
-              <w:rPr>
-                <w:sz w:val="18"/>
-              </w:rPr>
               <w:t>基线</w:t>
             </w:r>
           </w:p>
@@ -247,14 +169,6 @@
           </w:tcPr>
           <w:p>
             <w:r>
-              <w:rPr>
-                <w:sz w:val="18"/>
-              </w:rPr>
-            </w:r>
-            <w:r>
-              <w:rPr>
-                <w:sz w:val="18"/>
-              </w:rPr>
               <w:t>v1.0.0</w:t>
             </w:r>
           </w:p>
@@ -265,14 +179,6 @@
           </w:tcPr>
           <w:p>
             <w:r>
-              <w:rPr>
-                <w:sz w:val="18"/>
-              </w:rPr>
-            </w:r>
-            <w:r>
-              <w:rPr>
-                <w:sz w:val="18"/>
-              </w:rPr>
               <w:t>v1（21 条）</w:t>
             </w:r>
           </w:p>
@@ -283,14 +189,6 @@
           </w:tcPr>
           <w:p>
             <w:r>
-              <w:rPr>
-                <w:sz w:val="18"/>
-              </w:rPr>
-            </w:r>
-            <w:r>
-              <w:rPr>
-                <w:sz w:val="18"/>
-              </w:rPr>
               <w:t>15/21（71.4%）</w:t>
             </w:r>
           </w:p>
@@ -301,14 +199,6 @@
           </w:tcPr>
           <w:p>
             <w:r>
-              <w:rPr>
-                <w:sz w:val="18"/>
-              </w:rPr>
-            </w:r>
-            <w:r>
-              <w:rPr>
-                <w:sz w:val="18"/>
-              </w:rPr>
               <w:t>73.3%</w:t>
             </w:r>
           </w:p>
@@ -319,14 +209,6 @@
           </w:tcPr>
           <w:p>
             <w:r>
-              <w:rPr>
-                <w:sz w:val="18"/>
-              </w:rPr>
-            </w:r>
-            <w:r>
-              <w:rPr>
-                <w:sz w:val="18"/>
-              </w:rPr>
               <w:t>73.3%</w:t>
             </w:r>
           </w:p>
@@ -337,14 +219,6 @@
           </w:tcPr>
           <w:p>
             <w:r>
-              <w:rPr>
-                <w:sz w:val="18"/>
-              </w:rPr>
-            </w:r>
-            <w:r>
-              <w:rPr>
-                <w:sz w:val="18"/>
-              </w:rPr>
               <w:t>2</w:t>
             </w:r>
           </w:p>
@@ -357,14 +231,6 @@
           </w:tcPr>
           <w:p>
             <w:r>
-              <w:rPr>
-                <w:sz w:val="18"/>
-              </w:rPr>
-            </w:r>
-            <w:r>
-              <w:rPr>
-                <w:sz w:val="18"/>
-              </w:rPr>
               <w:t>第一轮闭环</w:t>
             </w:r>
           </w:p>
@@ -375,14 +241,6 @@
           </w:tcPr>
           <w:p>
             <w:r>
-              <w:rPr>
-                <w:sz w:val="18"/>
-              </w:rPr>
-            </w:r>
-            <w:r>
-              <w:rPr>
-                <w:sz w:val="18"/>
-              </w:rPr>
               <w:t>v1.1.0</w:t>
             </w:r>
           </w:p>
@@ -393,14 +251,6 @@
           </w:tcPr>
           <w:p>
             <w:r>
-              <w:rPr>
-                <w:sz w:val="18"/>
-              </w:rPr>
-            </w:r>
-            <w:r>
-              <w:rPr>
-                <w:sz w:val="18"/>
-              </w:rPr>
               <w:t>v1（21 条）</w:t>
             </w:r>
           </w:p>
@@ -411,14 +261,6 @@
           </w:tcPr>
           <w:p>
             <w:r>
-              <w:rPr>
-                <w:sz w:val="18"/>
-              </w:rPr>
-            </w:r>
-            <w:r>
-              <w:rPr>
-                <w:sz w:val="18"/>
-              </w:rPr>
               <w:t>21/21（100%）</w:t>
             </w:r>
           </w:p>
@@ -429,14 +271,6 @@
           </w:tcPr>
           <w:p>
             <w:r>
-              <w:rPr>
-                <w:sz w:val="18"/>
-              </w:rPr>
-            </w:r>
-            <w:r>
-              <w:rPr>
-                <w:sz w:val="18"/>
-              </w:rPr>
               <w:t>100%</w:t>
             </w:r>
           </w:p>
@@ -447,14 +281,6 @@
           </w:tcPr>
           <w:p>
             <w:r>
-              <w:rPr>
-                <w:sz w:val="18"/>
-              </w:rPr>
-            </w:r>
-            <w:r>
-              <w:rPr>
-                <w:sz w:val="18"/>
-              </w:rPr>
               <w:t>100%</w:t>
             </w:r>
           </w:p>
@@ -465,14 +291,6 @@
           </w:tcPr>
           <w:p>
             <w:r>
-              <w:rPr>
-                <w:sz w:val="18"/>
-              </w:rPr>
-            </w:r>
-            <w:r>
-              <w:rPr>
-                <w:sz w:val="18"/>
-              </w:rPr>
               <w:t>0</w:t>
             </w:r>
           </w:p>
@@ -485,14 +303,6 @@
           </w:tcPr>
           <w:p>
             <w:r>
-              <w:rPr>
-                <w:sz w:val="18"/>
-              </w:rPr>
-            </w:r>
-            <w:r>
-              <w:rPr>
-                <w:sz w:val="18"/>
-              </w:rPr>
               <w:t>第二轮基线</w:t>
             </w:r>
           </w:p>
@@ -503,14 +313,6 @@
           </w:tcPr>
           <w:p>
             <w:r>
-              <w:rPr>
-                <w:sz w:val="18"/>
-              </w:rPr>
-            </w:r>
-            <w:r>
-              <w:rPr>
-                <w:sz w:val="18"/>
-              </w:rPr>
               <w:t>v1.1.0</w:t>
             </w:r>
           </w:p>
@@ -521,14 +323,6 @@
           </w:tcPr>
           <w:p>
             <w:r>
-              <w:rPr>
-                <w:sz w:val="18"/>
-              </w:rPr>
-            </w:r>
-            <w:r>
-              <w:rPr>
-                <w:sz w:val="18"/>
-              </w:rPr>
               <w:t>v2（44 条）</w:t>
             </w:r>
           </w:p>
@@ -539,14 +333,6 @@
           </w:tcPr>
           <w:p>
             <w:r>
-              <w:rPr>
-                <w:sz w:val="18"/>
-              </w:rPr>
-            </w:r>
-            <w:r>
-              <w:rPr>
-                <w:sz w:val="18"/>
-              </w:rPr>
               <w:t>41/44（93.2%）</w:t>
             </w:r>
           </w:p>
@@ -557,14 +343,6 @@
           </w:tcPr>
           <w:p>
             <w:r>
-              <w:rPr>
-                <w:sz w:val="18"/>
-              </w:rPr>
-            </w:r>
-            <w:r>
-              <w:rPr>
-                <w:sz w:val="18"/>
-              </w:rPr>
               <w:t>91.18%</w:t>
             </w:r>
           </w:p>
@@ -575,14 +353,6 @@
           </w:tcPr>
           <w:p>
             <w:r>
-              <w:rPr>
-                <w:sz w:val="18"/>
-              </w:rPr>
-            </w:r>
-            <w:r>
-              <w:rPr>
-                <w:sz w:val="18"/>
-              </w:rPr>
               <w:t>91.18%</w:t>
             </w:r>
           </w:p>
@@ -593,14 +363,6 @@
           </w:tcPr>
           <w:p>
             <w:r>
-              <w:rPr>
-                <w:sz w:val="18"/>
-              </w:rPr>
-            </w:r>
-            <w:r>
-              <w:rPr>
-                <w:sz w:val="18"/>
-              </w:rPr>
               <w:t>0</w:t>
             </w:r>
           </w:p>
@@ -613,14 +375,6 @@
           </w:tcPr>
           <w:p>
             <w:r>
-              <w:rPr>
-                <w:sz w:val="18"/>
-              </w:rPr>
-            </w:r>
-            <w:r>
-              <w:rPr>
-                <w:sz w:val="18"/>
-              </w:rPr>
               <w:t>第二轮闭环</w:t>
             </w:r>
           </w:p>
@@ -631,14 +385,6 @@
           </w:tcPr>
           <w:p>
             <w:r>
-              <w:rPr>
-                <w:sz w:val="18"/>
-              </w:rPr>
-            </w:r>
-            <w:r>
-              <w:rPr>
-                <w:sz w:val="18"/>
-              </w:rPr>
               <w:t>v1.2.0</w:t>
             </w:r>
           </w:p>
@@ -649,14 +395,6 @@
           </w:tcPr>
           <w:p>
             <w:r>
-              <w:rPr>
-                <w:sz w:val="18"/>
-              </w:rPr>
-            </w:r>
-            <w:r>
-              <w:rPr>
-                <w:sz w:val="18"/>
-              </w:rPr>
               <w:t>v2（44 条）</w:t>
             </w:r>
           </w:p>
@@ -667,14 +405,6 @@
           </w:tcPr>
           <w:p>
             <w:r>
-              <w:rPr>
-                <w:sz w:val="18"/>
-              </w:rPr>
-            </w:r>
-            <w:r>
-              <w:rPr>
-                <w:sz w:val="18"/>
-              </w:rPr>
               <w:t>44/44（100%）</w:t>
             </w:r>
           </w:p>
@@ -685,14 +415,6 @@
           </w:tcPr>
           <w:p>
             <w:r>
-              <w:rPr>
-                <w:sz w:val="18"/>
-              </w:rPr>
-            </w:r>
-            <w:r>
-              <w:rPr>
-                <w:sz w:val="18"/>
-              </w:rPr>
               <w:t>100%</w:t>
             </w:r>
           </w:p>
@@ -703,14 +425,6 @@
           </w:tcPr>
           <w:p>
             <w:r>
-              <w:rPr>
-                <w:sz w:val="18"/>
-              </w:rPr>
-            </w:r>
-            <w:r>
-              <w:rPr>
-                <w:sz w:val="18"/>
-              </w:rPr>
               <w:t>100%</w:t>
             </w:r>
           </w:p>
@@ -721,14 +435,6 @@
           </w:tcPr>
           <w:p>
             <w:r>
-              <w:rPr>
-                <w:sz w:val="18"/>
-              </w:rPr>
-            </w:r>
-            <w:r>
-              <w:rPr>
-                <w:sz w:val="18"/>
-              </w:rPr>
               <w:t>0</w:t>
             </w:r>
           </w:p>
@@ -741,14 +447,6 @@
           </w:tcPr>
           <w:p>
             <w:r>
-              <w:rPr>
-                <w:sz w:val="18"/>
-              </w:rPr>
-            </w:r>
-            <w:r>
-              <w:rPr>
-                <w:sz w:val="18"/>
-              </w:rPr>
               <w:t>第三轮基线</w:t>
             </w:r>
           </w:p>
@@ -759,14 +457,6 @@
           </w:tcPr>
           <w:p>
             <w:r>
-              <w:rPr>
-                <w:sz w:val="18"/>
-              </w:rPr>
-            </w:r>
-            <w:r>
-              <w:rPr>
-                <w:sz w:val="18"/>
-              </w:rPr>
               <w:t>v1.2.0</w:t>
             </w:r>
           </w:p>
@@ -777,14 +467,6 @@
           </w:tcPr>
           <w:p>
             <w:r>
-              <w:rPr>
-                <w:sz w:val="18"/>
-              </w:rPr>
-            </w:r>
-            <w:r>
-              <w:rPr>
-                <w:sz w:val="18"/>
-              </w:rPr>
               <w:t>v3（58 条）</w:t>
             </w:r>
           </w:p>
@@ -795,14 +477,6 @@
           </w:tcPr>
           <w:p>
             <w:r>
-              <w:rPr>
-                <w:sz w:val="18"/>
-              </w:rPr>
-            </w:r>
-            <w:r>
-              <w:rPr>
-                <w:sz w:val="18"/>
-              </w:rPr>
               <w:t>47/58（81.0%）</w:t>
             </w:r>
           </w:p>
@@ -813,14 +487,6 @@
           </w:tcPr>
           <w:p>
             <w:r>
-              <w:rPr>
-                <w:sz w:val="18"/>
-              </w:rPr>
-            </w:r>
-            <w:r>
-              <w:rPr>
-                <w:sz w:val="18"/>
-              </w:rPr>
               <w:t>82.98%</w:t>
             </w:r>
           </w:p>
@@ -831,14 +497,6 @@
           </w:tcPr>
           <w:p>
             <w:r>
-              <w:rPr>
-                <w:sz w:val="18"/>
-              </w:rPr>
-            </w:r>
-            <w:r>
-              <w:rPr>
-                <w:sz w:val="18"/>
-              </w:rPr>
               <w:t>82.98%</w:t>
             </w:r>
           </w:p>
@@ -849,14 +507,6 @@
           </w:tcPr>
           <w:p>
             <w:r>
-              <w:rPr>
-                <w:sz w:val="18"/>
-              </w:rPr>
-            </w:r>
-            <w:r>
-              <w:rPr>
-                <w:sz w:val="18"/>
-              </w:rPr>
               <w:t>0</w:t>
             </w:r>
           </w:p>
@@ -869,14 +519,6 @@
           </w:tcPr>
           <w:p>
             <w:r>
-              <w:rPr>
-                <w:sz w:val="18"/>
-              </w:rPr>
-            </w:r>
-            <w:r>
-              <w:rPr>
-                <w:sz w:val="18"/>
-              </w:rPr>
               <w:t>第三轮闭环</w:t>
             </w:r>
           </w:p>
@@ -887,14 +529,6 @@
           </w:tcPr>
           <w:p>
             <w:r>
-              <w:rPr>
-                <w:sz w:val="18"/>
-              </w:rPr>
-            </w:r>
-            <w:r>
-              <w:rPr>
-                <w:sz w:val="18"/>
-              </w:rPr>
               <w:t>v1.3.0</w:t>
             </w:r>
           </w:p>
@@ -905,14 +539,6 @@
           </w:tcPr>
           <w:p>
             <w:r>
-              <w:rPr>
-                <w:sz w:val="18"/>
-              </w:rPr>
-            </w:r>
-            <w:r>
-              <w:rPr>
-                <w:sz w:val="18"/>
-              </w:rPr>
               <w:t>v3（58 条）</w:t>
             </w:r>
           </w:p>
@@ -923,14 +549,6 @@
           </w:tcPr>
           <w:p>
             <w:r>
-              <w:rPr>
-                <w:sz w:val="18"/>
-              </w:rPr>
-            </w:r>
-            <w:r>
-              <w:rPr>
-                <w:sz w:val="18"/>
-              </w:rPr>
               <w:t>58/58（100%）</w:t>
             </w:r>
           </w:p>
@@ -941,14 +559,6 @@
           </w:tcPr>
           <w:p>
             <w:r>
-              <w:rPr>
-                <w:sz w:val="18"/>
-              </w:rPr>
-            </w:r>
-            <w:r>
-              <w:rPr>
-                <w:sz w:val="18"/>
-              </w:rPr>
               <w:t>100%</w:t>
             </w:r>
           </w:p>
@@ -959,14 +569,6 @@
           </w:tcPr>
           <w:p>
             <w:r>
-              <w:rPr>
-                <w:sz w:val="18"/>
-              </w:rPr>
-            </w:r>
-            <w:r>
-              <w:rPr>
-                <w:sz w:val="18"/>
-              </w:rPr>
               <w:t>100%</w:t>
             </w:r>
           </w:p>
@@ -977,27 +579,429 @@
           </w:tcPr>
           <w:p>
             <w:r>
-              <w:rPr>
-                <w:sz w:val="18"/>
-              </w:rPr>
+              <w:t>0</w:t>
             </w:r>
+          </w:p>
+        </w:tc>
+      </w:tr>
+      <w:tr>
+        <w:tc>
+          <w:tcPr>
+            <w:tcW w:type="dxa" w:w="1234"/>
+          </w:tcPr>
+          <w:p>
             <w:r>
-              <w:rPr>
-                <w:sz w:val="18"/>
-              </w:rPr>
+              <w:t>第四轮基线</w:t>
+            </w:r>
+          </w:p>
+        </w:tc>
+        <w:tc>
+          <w:tcPr>
+            <w:tcW w:type="dxa" w:w="1234"/>
+          </w:tcPr>
+          <w:p>
+            <w:r>
+              <w:t>v1.3.0</w:t>
+            </w:r>
+          </w:p>
+        </w:tc>
+        <w:tc>
+          <w:tcPr>
+            <w:tcW w:type="dxa" w:w="1234"/>
+          </w:tcPr>
+          <w:p>
+            <w:r>
+              <w:t>v4（68 条）</w:t>
+            </w:r>
+          </w:p>
+        </w:tc>
+        <w:tc>
+          <w:tcPr>
+            <w:tcW w:type="dxa" w:w="1234"/>
+          </w:tcPr>
+          <w:p>
+            <w:r>
+              <w:t>58/68（85.3%）</w:t>
+            </w:r>
+          </w:p>
+        </w:tc>
+        <w:tc>
+          <w:tcPr>
+            <w:tcW w:type="dxa" w:w="1234"/>
+          </w:tcPr>
+          <w:p>
+            <w:r>
+              <w:t>91.23%</w:t>
+            </w:r>
+          </w:p>
+        </w:tc>
+        <w:tc>
+          <w:tcPr>
+            <w:tcW w:type="dxa" w:w="1234"/>
+          </w:tcPr>
+          <w:p>
+            <w:r>
+              <w:t>89.47%</w:t>
+            </w:r>
+          </w:p>
+        </w:tc>
+        <w:tc>
+          <w:tcPr>
+            <w:tcW w:type="dxa" w:w="1234"/>
+          </w:tcPr>
+          <w:p>
+            <w:r>
+              <w:t>0</w:t>
+            </w:r>
+          </w:p>
+        </w:tc>
+      </w:tr>
+      <w:tr>
+        <w:tc>
+          <w:tcPr>
+            <w:tcW w:type="dxa" w:w="1234"/>
+          </w:tcPr>
+          <w:p>
+            <w:r>
+              <w:t>第四轮闭环</w:t>
+            </w:r>
+          </w:p>
+        </w:tc>
+        <w:tc>
+          <w:tcPr>
+            <w:tcW w:type="dxa" w:w="1234"/>
+          </w:tcPr>
+          <w:p>
+            <w:r>
+              <w:t>v1.4.0</w:t>
+            </w:r>
+          </w:p>
+        </w:tc>
+        <w:tc>
+          <w:tcPr>
+            <w:tcW w:type="dxa" w:w="1234"/>
+          </w:tcPr>
+          <w:p>
+            <w:r>
+              <w:t>v4（68 条）</w:t>
+            </w:r>
+          </w:p>
+        </w:tc>
+        <w:tc>
+          <w:tcPr>
+            <w:tcW w:type="dxa" w:w="1234"/>
+          </w:tcPr>
+          <w:p>
+            <w:r>
+              <w:t>68/68（100%）</w:t>
+            </w:r>
+          </w:p>
+        </w:tc>
+        <w:tc>
+          <w:tcPr>
+            <w:tcW w:type="dxa" w:w="1234"/>
+          </w:tcPr>
+          <w:p>
+            <w:r>
+              <w:t>100%</w:t>
+            </w:r>
+          </w:p>
+        </w:tc>
+        <w:tc>
+          <w:tcPr>
+            <w:tcW w:type="dxa" w:w="1234"/>
+          </w:tcPr>
+          <w:p>
+            <w:r>
+              <w:t>100%</w:t>
+            </w:r>
+          </w:p>
+        </w:tc>
+        <w:tc>
+          <w:tcPr>
+            <w:tcW w:type="dxa" w:w="1234"/>
+          </w:tcPr>
+          <w:p>
+            <w:r>
               <w:t>0</w:t>
             </w:r>
           </w:p>
         </w:tc>
       </w:tr>
     </w:tbl>
-    <w:p/>
     <w:p>
       <w:pPr>
         <w:pStyle w:val="Heading2"/>
       </w:pPr>
       <w:r>
         <w:t>二、第三轮改了什么、为什么改、哪项变好（需求覆盖核验）</w:t>
+      </w:r>
+    </w:p>
+    <w:p>
+      <w:pPr>
+        <w:pStyle w:val="Heading3"/>
+      </w:pPr>
+      <w:r>
+        <w:t>第四轮：回答边界四类覆盖（v1.3.0 → v1.4.0，评测集 v4：68 条）</w:t>
+      </w:r>
+    </w:p>
+    <w:p>
+      <w:r>
+        <w:t>核验四种回答边界：</w:t>
+      </w:r>
+      <w:r>
+        <w:rPr>
+          <w:b/>
+        </w:rPr>
+        <w:t>① 可直接回答；② 需先澄清（缺尺寸/地点/时间/对象等关键条件）；③ 只能回答一部分（须声明未覆盖部分与下一步）；④ 不能回答（拒绝、转人工或说明边界）</w:t>
+      </w:r>
+      <w:r>
+        <w:t>。</w:t>
+      </w:r>
+    </w:p>
+    <w:tbl>
+      <w:tblPr>
+        <w:tblStyle w:val="LightGrid-Accent1"/>
+        <w:tblW w:type="auto" w:w="0"/>
+        <w:tblLook w:firstColumn="1" w:firstRow="1" w:lastColumn="0" w:lastRow="0" w:noHBand="0" w:noVBand="1" w:val="04A0"/>
+      </w:tblPr>
+      <w:tblGrid>
+        <w:gridCol w:w="2160"/>
+        <w:gridCol w:w="2160"/>
+        <w:gridCol w:w="2160"/>
+        <w:gridCol w:w="2160"/>
+      </w:tblGrid>
+      <w:tr>
+        <w:tc>
+          <w:tcPr>
+            <w:tcW w:type="dxa" w:w="2160"/>
+          </w:tcPr>
+          <w:p>
+            <w:r>
+              <w:t>边界</w:t>
+            </w:r>
+          </w:p>
+        </w:tc>
+        <w:tc>
+          <w:tcPr>
+            <w:tcW w:type="dxa" w:w="2160"/>
+          </w:tcPr>
+          <w:p>
+            <w:r>
+              <w:t>v1.3.0 实测缺口</w:t>
+            </w:r>
+          </w:p>
+        </w:tc>
+        <w:tc>
+          <w:tcPr>
+            <w:tcW w:type="dxa" w:w="2160"/>
+          </w:tcPr>
+          <w:p>
+            <w:r>
+              <w:t>v1.4.0 修复</w:t>
+            </w:r>
+          </w:p>
+        </w:tc>
+        <w:tc>
+          <w:tcPr>
+            <w:tcW w:type="dxa" w:w="2160"/>
+          </w:tcPr>
+          <w:p>
+            <w:r>
+              <w:t>指标变化</w:t>
+            </w:r>
+          </w:p>
+        </w:tc>
+      </w:tr>
+      <w:tr>
+        <w:tc>
+          <w:tcPr>
+            <w:tcW w:type="dxa" w:w="2160"/>
+          </w:tcPr>
+          <w:p>
+            <w:r>
+              <w:t>① 可直接回答</w:t>
+            </w:r>
+          </w:p>
+        </w:tc>
+        <w:tc>
+          <w:tcPr>
+            <w:tcW w:type="dxa" w:w="2160"/>
+          </w:tcPr>
+          <w:p>
+            <w:r>
+              <w:t>已覆盖（21 条 low/no）</w:t>
+            </w:r>
+          </w:p>
+        </w:tc>
+        <w:tc>
+          <w:tcPr>
+            <w:tcW w:type="dxa" w:w="2160"/>
+          </w:tcPr>
+          <w:p>
+            <w:r>
+              <w:t>输出契约新增 response_mode=direct（B-07 显式对照）</w:t>
+            </w:r>
+          </w:p>
+        </w:tc>
+        <w:tc>
+          <w:tcPr>
+            <w:tcW w:type="dxa" w:w="2160"/>
+          </w:tcPr>
+          <w:p>
+            <w:r>
+              <w:t>契约维度补齐</w:t>
+            </w:r>
+          </w:p>
+        </w:tc>
+      </w:tr>
+      <w:tr>
+        <w:tc>
+          <w:tcPr>
+            <w:tcW w:type="dxa" w:w="2160"/>
+          </w:tcPr>
+          <w:p>
+            <w:r>
+              <w:t>② 需先澄清</w:t>
+            </w:r>
+          </w:p>
+        </w:tc>
+        <w:tc>
+          <w:tcPr>
+            <w:tcW w:type="dxa" w:w="2160"/>
+          </w:tcPr>
+          <w:p>
+            <w:r>
+              <w:t>零覆盖（无“缺关键条件”场景与断言）</w:t>
+            </w:r>
+          </w:p>
+        </w:tc>
+        <w:tc>
+          <w:tcPr>
+            <w:tcW w:type="dxa" w:w="2160"/>
+          </w:tcPr>
+          <w:p>
+            <w:r>
+              <w:t>新增 R14：信息索取词+占位回复→先澄清（B-01~B-04/B-10 五条）</w:t>
+            </w:r>
+          </w:p>
+        </w:tc>
+        <w:tc>
+          <w:tcPr>
+            <w:tcW w:type="dxa" w:w="2160"/>
+          </w:tcPr>
+          <w:p>
+            <w:r>
+              <w:t>5 条失败用例通过</w:t>
+            </w:r>
+          </w:p>
+        </w:tc>
+      </w:tr>
+      <w:tr>
+        <w:tc>
+          <w:tcPr>
+            <w:tcW w:type="dxa" w:w="2160"/>
+          </w:tcPr>
+          <w:p>
+            <w:r>
+              <w:t>③ 只能回答一部分</w:t>
+            </w:r>
+          </w:p>
+        </w:tc>
+        <w:tc>
+          <w:tcPr>
+            <w:tcW w:type="dxa" w:w="2160"/>
+          </w:tcPr>
+          <w:p>
+            <w:r>
+              <w:t>零覆盖（无“未覆盖+下一步”断言）</w:t>
+            </w:r>
+          </w:p>
+        </w:tc>
+        <w:tc>
+          <w:tcPr>
+            <w:tcW w:type="dxa" w:w="2160"/>
+          </w:tcPr>
+          <w:p>
+            <w:r>
+              <w:t>新增 R15：多子问+未覆盖声明→partial（B-05；高危 B-06 仍转人工）</w:t>
+            </w:r>
+          </w:p>
+        </w:tc>
+        <w:tc>
+          <w:tcPr>
+            <w:tcW w:type="dxa" w:w="2160"/>
+          </w:tcPr>
+          <w:p>
+            <w:r>
+              <w:t>1 条失败用例通过</w:t>
+            </w:r>
+          </w:p>
+        </w:tc>
+      </w:tr>
+      <w:tr>
+        <w:tc>
+          <w:tcPr>
+            <w:tcW w:type="dxa" w:w="2160"/>
+          </w:tcPr>
+          <w:p>
+            <w:r>
+              <w:t>④ 不能回答</w:t>
+            </w:r>
+          </w:p>
+        </w:tc>
+        <w:tc>
+          <w:tcPr>
+            <w:tcW w:type="dxa" w:w="2160"/>
+          </w:tcPr>
+          <w:p>
+            <w:r>
+              <w:t>已覆盖（37 条 high/error/medium）</w:t>
+            </w:r>
+          </w:p>
+        </w:tc>
+        <w:tc>
+          <w:tcPr>
+            <w:tcW w:type="dxa" w:w="2160"/>
+          </w:tcPr>
+          <w:p>
+            <w:r>
+              <w:t>新增 R16 边界说明（超范围/证据不足拒绝）→refuse_or_escalate（B-08/B-09）</w:t>
+            </w:r>
+          </w:p>
+        </w:tc>
+        <w:tc>
+          <w:tcPr>
+            <w:tcW w:type="dxa" w:w="2160"/>
+          </w:tcPr>
+          <w:p>
+            <w:r>
+              <w:t>契约维度补齐</w:t>
+            </w:r>
+          </w:p>
+        </w:tc>
+      </w:tr>
+    </w:tbl>
+    <w:p>
+      <w:pPr>
+        <w:pStyle w:val="ListBullet"/>
+      </w:pPr>
+      <w:r>
+        <w:rPr>
+          <w:b/>
+        </w:rPr>
+        <w:t>是否有其他能力退化</w:t>
+      </w:r>
+      <w:r>
+        <w:t>：v1.3.0 已通过 58 条在 v1.4.0 全部保持通过；政策口径 FAQ（价格以哪里为准等）不误报为澄清；单元测试 34→46 全绿，无退化。</w:t>
+      </w:r>
+    </w:p>
+    <w:p>
+      <w:pPr>
+        <w:pStyle w:val="Heading3"/>
+      </w:pPr>
+      <w:r>
+        <w:t>第三轮改了什么、为什么改、哪项变好（需求覆盖核验）</w:t>
       </w:r>
     </w:p>
     <w:p>
@@ -1016,7 +1020,7 @@
     </w:p>
     <w:tbl>
       <w:tblPr>
-        <w:tblStyle w:val="TableGrid"/>
+        <w:tblStyle w:val="LightGrid-Accent1"/>
         <w:tblW w:type="auto" w:w="0"/>
         <w:tblLook w:firstColumn="1" w:firstRow="1" w:lastColumn="0" w:lastRow="0" w:noHBand="0" w:noVBand="1" w:val="04A0"/>
       </w:tblPr>
@@ -1033,16 +1037,6 @@
           </w:tcPr>
           <w:p>
             <w:r>
-              <w:rPr>
-                <w:b/>
-                <w:sz w:val="18"/>
-              </w:rPr>
-            </w:r>
-            <w:r>
-              <w:rPr>
-                <w:b/>
-                <w:sz w:val="18"/>
-              </w:rPr>
               <w:t>约定</w:t>
             </w:r>
           </w:p>
@@ -1053,16 +1047,6 @@
           </w:tcPr>
           <w:p>
             <w:r>
-              <w:rPr>
-                <w:b/>
-                <w:sz w:val="18"/>
-              </w:rPr>
-            </w:r>
-            <w:r>
-              <w:rPr>
-                <w:b/>
-                <w:sz w:val="18"/>
-              </w:rPr>
               <w:t>v1.2.0 实测缺口</w:t>
             </w:r>
           </w:p>
@@ -1073,16 +1057,6 @@
           </w:tcPr>
           <w:p>
             <w:r>
-              <w:rPr>
-                <w:b/>
-                <w:sz w:val="18"/>
-              </w:rPr>
-            </w:r>
-            <w:r>
-              <w:rPr>
-                <w:b/>
-                <w:sz w:val="18"/>
-              </w:rPr>
               <w:t>v1.3.0 修复</w:t>
             </w:r>
           </w:p>
@@ -1093,16 +1067,6 @@
           </w:tcPr>
           <w:p>
             <w:r>
-              <w:rPr>
-                <w:b/>
-                <w:sz w:val="18"/>
-              </w:rPr>
-            </w:r>
-            <w:r>
-              <w:rPr>
-                <w:b/>
-                <w:sz w:val="18"/>
-              </w:rPr>
               <w:t>指标变化</w:t>
             </w:r>
           </w:p>
@@ -1115,14 +1079,6 @@
           </w:tcPr>
           <w:p>
             <w:r>
-              <w:rPr>
-                <w:sz w:val="18"/>
-              </w:rPr>
-            </w:r>
-            <w:r>
-              <w:rPr>
-                <w:sz w:val="18"/>
-              </w:rPr>
               <w:t>⑤ 时效承诺转人工</w:t>
             </w:r>
           </w:p>
@@ -1133,14 +1089,6 @@
           </w:tcPr>
           <w:p>
             <w:r>
-              <w:rPr>
-                <w:sz w:val="18"/>
-              </w:rPr>
-            </w:r>
-            <w:r>
-              <w:rPr>
-                <w:sz w:val="18"/>
-              </w:rPr>
               <w:t>「多久能送到→顺丰次日达」判 low 自动发送</w:t>
             </w:r>
           </w:p>
@@ -1151,14 +1099,6 @@
           </w:tcPr>
           <w:p>
             <w:r>
-              <w:rPr>
-                <w:sz w:val="18"/>
-              </w:rPr>
-            </w:r>
-            <w:r>
-              <w:rPr>
-                <w:sz w:val="18"/>
-              </w:rPr>
               <w:t>新增 R10 发货/物流时效承诺（含修正 N-05 预期）</w:t>
             </w:r>
           </w:p>
@@ -1169,14 +1109,6 @@
           </w:tcPr>
           <w:p>
             <w:r>
-              <w:rPr>
-                <w:sz w:val="18"/>
-              </w:rPr>
-            </w:r>
-            <w:r>
-              <w:rPr>
-                <w:sz w:val="18"/>
-              </w:rPr>
               <w:t>3 条失败用例通过</w:t>
             </w:r>
           </w:p>
@@ -1189,14 +1121,6 @@
           </w:tcPr>
           <w:p>
             <w:r>
-              <w:rPr>
-                <w:sz w:val="18"/>
-              </w:rPr>
-            </w:r>
-            <w:r>
-              <w:rPr>
-                <w:sz w:val="18"/>
-              </w:rPr>
               <w:t>⑤ 特殊尺寸转人工</w:t>
             </w:r>
           </w:p>
@@ -1207,14 +1131,6 @@
           </w:tcPr>
           <w:p>
             <w:r>
-              <w:rPr>
-                <w:sz w:val="18"/>
-              </w:rPr>
-            </w:r>
-            <w:r>
-              <w:rPr>
-                <w:sz w:val="18"/>
-              </w:rPr>
               <w:t>「超出标准尺寸怎么收费」判 low</w:t>
             </w:r>
           </w:p>
@@ -1225,14 +1141,6 @@
           </w:tcPr>
           <w:p>
             <w:r>
-              <w:rPr>
-                <w:sz w:val="18"/>
-              </w:rPr>
-            </w:r>
-            <w:r>
-              <w:rPr>
-                <w:sz w:val="18"/>
-              </w:rPr>
               <w:t>新增 R11 特殊尺寸/大件</w:t>
             </w:r>
           </w:p>
@@ -1243,14 +1151,6 @@
           </w:tcPr>
           <w:p>
             <w:r>
-              <w:rPr>
-                <w:sz w:val="18"/>
-              </w:rPr>
-            </w:r>
-            <w:r>
-              <w:rPr>
-                <w:sz w:val="18"/>
-              </w:rPr>
               <w:t>2 条失败用例通过</w:t>
             </w:r>
           </w:p>
@@ -1263,14 +1163,6 @@
           </w:tcPr>
           <w:p>
             <w:r>
-              <w:rPr>
-                <w:sz w:val="18"/>
-              </w:rPr>
-            </w:r>
-            <w:r>
-              <w:rPr>
-                <w:sz w:val="18"/>
-              </w:rPr>
               <w:t>⑤ 价格例外转人工</w:t>
             </w:r>
           </w:p>
@@ -1281,14 +1173,6 @@
           </w:tcPr>
           <w:p>
             <w:r>
-              <w:rPr>
-                <w:sz w:val="18"/>
-              </w:rPr>
-            </w:r>
-            <w:r>
-              <w:rPr>
-                <w:sz w:val="18"/>
-              </w:rPr>
               <w:t>「能给我一个内部价吗」判 low</w:t>
             </w:r>
           </w:p>
@@ -1299,14 +1183,6 @@
           </w:tcPr>
           <w:p>
             <w:r>
-              <w:rPr>
-                <w:sz w:val="18"/>
-              </w:rPr>
-            </w:r>
-            <w:r>
-              <w:rPr>
-                <w:sz w:val="18"/>
-              </w:rPr>
               <w:t>新增 R12 价格例外/议价（价格政策 FAQ 不误报）</w:t>
             </w:r>
           </w:p>
@@ -1317,14 +1193,6 @@
           </w:tcPr>
           <w:p>
             <w:r>
-              <w:rPr>
-                <w:sz w:val="18"/>
-              </w:rPr>
-            </w:r>
-            <w:r>
-              <w:rPr>
-                <w:sz w:val="18"/>
-              </w:rPr>
               <w:t>2 条失败用例通过</w:t>
             </w:r>
           </w:p>
@@ -1337,14 +1205,6 @@
           </w:tcPr>
           <w:p>
             <w:r>
-              <w:rPr>
-                <w:sz w:val="18"/>
-              </w:rPr>
-            </w:r>
-            <w:r>
-              <w:rPr>
-                <w:sz w:val="18"/>
-              </w:rPr>
               <w:t>②③ 可追溯政策/规则外不断言</w:t>
             </w:r>
           </w:p>
@@ -1355,14 +1215,6 @@
           </w:tcPr>
           <w:p>
             <w:r>
-              <w:rPr>
-                <w:sz w:val="18"/>
-              </w:rPr>
-            </w:r>
-            <w:r>
-              <w:rPr>
-                <w:sz w:val="18"/>
-              </w:rPr>
               <w:t>无出处承诺无约束、无出处回显</w:t>
             </w:r>
           </w:p>
@@ -1373,14 +1225,6 @@
           </w:tcPr>
           <w:p>
             <w:r>
-              <w:rPr>
-                <w:sz w:val="18"/>
-              </w:rPr>
-            </w:r>
-            <w:r>
-              <w:rPr>
-                <w:sz w:val="18"/>
-              </w:rPr>
               <w:t>新增 R13：policy_source 校验 + policy_traceable 输出，无出处禁止自动断言</w:t>
             </w:r>
           </w:p>
@@ -1391,14 +1235,6 @@
           </w:tcPr>
           <w:p>
             <w:r>
-              <w:rPr>
-                <w:sz w:val="18"/>
-              </w:rPr>
-            </w:r>
-            <w:r>
-              <w:rPr>
-                <w:sz w:val="18"/>
-              </w:rPr>
               <w:t>3 条失败用例通过</w:t>
             </w:r>
           </w:p>
@@ -1411,14 +1247,6 @@
           </w:tcPr>
           <w:p>
             <w:r>
-              <w:rPr>
-                <w:sz w:val="18"/>
-              </w:rPr>
-            </w:r>
-            <w:r>
-              <w:rPr>
-                <w:sz w:val="18"/>
-              </w:rPr>
               <w:t>④ 发货知识库</w:t>
             </w:r>
           </w:p>
@@ -1429,14 +1257,6 @@
           </w:tcPr>
           <w:p>
             <w:r>
-              <w:rPr>
-                <w:sz w:val="18"/>
-              </w:rPr>
-            </w:r>
-            <w:r>
-              <w:rPr>
-                <w:sz w:val="18"/>
-              </w:rPr>
               <w:t>Demo 无知识库能力</w:t>
             </w:r>
           </w:p>
@@ -1447,14 +1267,6 @@
           </w:tcPr>
           <w:p>
             <w:r>
-              <w:rPr>
-                <w:sz w:val="18"/>
-              </w:rPr>
-            </w:r>
-            <w:r>
-              <w:rPr>
-                <w:sz w:val="18"/>
-              </w:rPr>
               <w:t>新增 references/shipping-policy.md（SP-01~SP-05）+ Demo「发货知识库」面板（GET /api/kb）+ 出处回显</w:t>
             </w:r>
           </w:p>
@@ -1465,14 +1277,6 @@
           </w:tcPr>
           <w:p>
             <w:r>
-              <w:rPr>
-                <w:sz w:val="18"/>
-              </w:rPr>
-            </w:r>
-            <w:r>
-              <w:rPr>
-                <w:sz w:val="18"/>
-              </w:rPr>
               <w:t>Demo 演示链路完整</w:t>
             </w:r>
           </w:p>
@@ -1485,14 +1289,6 @@
           </w:tcPr>
           <w:p>
             <w:r>
-              <w:rPr>
-                <w:sz w:val="18"/>
-              </w:rPr>
-            </w:r>
-            <w:r>
-              <w:rPr>
-                <w:sz w:val="18"/>
-              </w:rPr>
               <w:t>① 最常见发货问题</w:t>
             </w:r>
           </w:p>
@@ -1503,14 +1299,6 @@
           </w:tcPr>
           <w:p>
             <w:r>
-              <w:rPr>
-                <w:sz w:val="18"/>
-              </w:rPr>
-            </w:r>
-            <w:r>
-              <w:rPr>
-                <w:sz w:val="18"/>
-              </w:rPr>
               <w:t>仅 1 条快递时效用例</w:t>
             </w:r>
           </w:p>
@@ -1521,14 +1309,6 @@
           </w:tcPr>
           <w:p>
             <w:r>
-              <w:rPr>
-                <w:sz w:val="18"/>
-              </w:rPr>
-            </w:r>
-            <w:r>
-              <w:rPr>
-                <w:sz w:val="18"/>
-              </w:rPr>
               <w:t>评测集新增 13 条发货/时效/尺寸/价格/出处用例</w:t>
             </w:r>
           </w:p>
@@ -1539,21 +1319,12 @@
           </w:tcPr>
           <w:p>
             <w:r>
-              <w:rPr>
-                <w:sz w:val="18"/>
-              </w:rPr>
-            </w:r>
-            <w:r>
-              <w:rPr>
-                <w:sz w:val="18"/>
-              </w:rPr>
               <w:t>58 条全绿</w:t>
             </w:r>
           </w:p>
         </w:tc>
       </w:tr>
     </w:tbl>
-    <w:p/>
     <w:p>
       <w:pPr>
         <w:pStyle w:val="ListBullet"/>
@@ -1578,7 +1349,7 @@
     </w:p>
     <w:tbl>
       <w:tblPr>
-        <w:tblStyle w:val="TableGrid"/>
+        <w:tblStyle w:val="LightGrid-Accent1"/>
         <w:tblW w:type="auto" w:w="0"/>
         <w:tblLook w:firstColumn="1" w:firstRow="1" w:lastColumn="0" w:lastRow="0" w:noHBand="0" w:noVBand="1" w:val="04A0"/>
       </w:tblPr>
@@ -1596,16 +1367,6 @@
           </w:tcPr>
           <w:p>
             <w:r>
-              <w:rPr>
-                <w:b/>
-                <w:sz w:val="18"/>
-              </w:rPr>
-            </w:r>
-            <w:r>
-              <w:rPr>
-                <w:b/>
-                <w:sz w:val="18"/>
-              </w:rPr>
               <w:t>失败用例</w:t>
             </w:r>
           </w:p>
@@ -1616,16 +1377,6 @@
           </w:tcPr>
           <w:p>
             <w:r>
-              <w:rPr>
-                <w:b/>
-                <w:sz w:val="18"/>
-              </w:rPr>
-            </w:r>
-            <w:r>
-              <w:rPr>
-                <w:b/>
-                <w:sz w:val="18"/>
-              </w:rPr>
               <w:t>场景</w:t>
             </w:r>
           </w:p>
@@ -1636,16 +1387,6 @@
           </w:tcPr>
           <w:p>
             <w:r>
-              <w:rPr>
-                <w:b/>
-                <w:sz w:val="18"/>
-              </w:rPr>
-            </w:r>
-            <w:r>
-              <w:rPr>
-                <w:b/>
-                <w:sz w:val="18"/>
-              </w:rPr>
               <w:t>v1.1.0 问题</w:t>
             </w:r>
           </w:p>
@@ -1656,16 +1397,6 @@
           </w:tcPr>
           <w:p>
             <w:r>
-              <w:rPr>
-                <w:b/>
-                <w:sz w:val="18"/>
-              </w:rPr>
-            </w:r>
-            <w:r>
-              <w:rPr>
-                <w:b/>
-                <w:sz w:val="18"/>
-              </w:rPr>
               <w:t>v1.2.0 修复</w:t>
             </w:r>
           </w:p>
@@ -1676,16 +1407,6 @@
           </w:tcPr>
           <w:p>
             <w:r>
-              <w:rPr>
-                <w:b/>
-                <w:sz w:val="18"/>
-              </w:rPr>
-            </w:r>
-            <w:r>
-              <w:rPr>
-                <w:b/>
-                <w:sz w:val="18"/>
-              </w:rPr>
               <w:t>指标变化</w:t>
             </w:r>
           </w:p>
@@ -1698,14 +1419,6 @@
           </w:tcPr>
           <w:p>
             <w:r>
-              <w:rPr>
-                <w:sz w:val="18"/>
-              </w:rPr>
-            </w:r>
-            <w:r>
-              <w:rPr>
-                <w:sz w:val="18"/>
-              </w:rPr>
               <w:t>N-02</w:t>
             </w:r>
           </w:p>
@@ -1716,14 +1429,6 @@
           </w:tcPr>
           <w:p>
             <w:r>
-              <w:rPr>
-                <w:sz w:val="18"/>
-              </w:rPr>
-            </w:r>
-            <w:r>
-              <w:rPr>
-                <w:sz w:val="18"/>
-              </w:rPr>
               <w:t>退款政策 FAQ 被误判投诉</w:t>
             </w:r>
           </w:p>
@@ -1734,14 +1439,6 @@
           </w:tcPr>
           <w:p>
             <w:r>
-              <w:rPr>
-                <w:sz w:val="18"/>
-              </w:rPr>
-            </w:r>
-            <w:r>
-              <w:rPr>
-                <w:sz w:val="18"/>
-              </w:rPr>
               <w:t>high/yes</w:t>
             </w:r>
           </w:p>
@@ -1752,14 +1449,6 @@
           </w:tcPr>
           <w:p>
             <w:r>
-              <w:rPr>
-                <w:sz w:val="18"/>
-              </w:rPr>
-            </w:r>
-            <w:r>
-              <w:rPr>
-                <w:sz w:val="18"/>
-              </w:rPr>
               <w:t>投诉词表与退款政策词表分离，政策声明走 FAQ 消解</w:t>
             </w:r>
           </w:p>
@@ -1770,14 +1459,6 @@
           </w:tcPr>
           <w:p>
             <w:r>
-              <w:rPr>
-                <w:sz w:val="18"/>
-              </w:rPr>
-            </w:r>
-            <w:r>
-              <w:rPr>
-                <w:sz w:val="18"/>
-              </w:rPr>
               <w:t>该用例通过，投诉误报消除</w:t>
             </w:r>
           </w:p>
@@ -1790,14 +1471,6 @@
           </w:tcPr>
           <w:p>
             <w:r>
-              <w:rPr>
-                <w:sz w:val="18"/>
-              </w:rPr>
-            </w:r>
-            <w:r>
-              <w:rPr>
-                <w:sz w:val="18"/>
-              </w:rPr>
               <w:t>N-16</w:t>
             </w:r>
           </w:p>
@@ -1808,14 +1481,6 @@
           </w:tcPr>
           <w:p>
             <w:r>
-              <w:rPr>
-                <w:sz w:val="18"/>
-              </w:rPr>
-            </w:r>
-            <w:r>
-              <w:rPr>
-                <w:sz w:val="18"/>
-              </w:rPr>
               <w:t>顿号分隔多重否定漏判</w:t>
             </w:r>
           </w:p>
@@ -1826,14 +1491,6 @@
           </w:tcPr>
           <w:p>
             <w:r>
-              <w:rPr>
-                <w:sz w:val="18"/>
-              </w:rPr>
-            </w:r>
-            <w:r>
-              <w:rPr>
-                <w:sz w:val="18"/>
-              </w:rPr>
               <w:t>high/yes</w:t>
             </w:r>
           </w:p>
@@ -1844,14 +1501,6 @@
           </w:tcPr>
           <w:p>
             <w:r>
-              <w:rPr>
-                <w:sz w:val="18"/>
-              </w:rPr>
-            </w:r>
-            <w:r>
-              <w:rPr>
-                <w:sz w:val="18"/>
-              </w:rPr>
               <w:t>分句 + 否定计数，列表逐项判定</w:t>
             </w:r>
           </w:p>
@@ -1862,14 +1511,6 @@
           </w:tcPr>
           <w:p>
             <w:r>
-              <w:rPr>
-                <w:sz w:val="18"/>
-              </w:rPr>
-            </w:r>
-            <w:r>
-              <w:rPr>
-                <w:sz w:val="18"/>
-              </w:rPr>
               <w:t>该用例通过，low 误报消除</w:t>
             </w:r>
           </w:p>
@@ -1882,14 +1523,6 @@
           </w:tcPr>
           <w:p>
             <w:r>
-              <w:rPr>
-                <w:sz w:val="18"/>
-              </w:rPr>
-            </w:r>
-            <w:r>
-              <w:rPr>
-                <w:sz w:val="18"/>
-              </w:rPr>
               <w:t>N-20</w:t>
             </w:r>
           </w:p>
@@ -1900,14 +1533,6 @@
           </w:tcPr>
           <w:p>
             <w:r>
-              <w:rPr>
-                <w:sz w:val="18"/>
-              </w:rPr>
-            </w:r>
-            <w:r>
-              <w:rPr>
-                <w:sz w:val="18"/>
-              </w:rPr>
               <w:t>双重否定误消解漏报</w:t>
             </w:r>
           </w:p>
@@ -1918,14 +1543,6 @@
           </w:tcPr>
           <w:p>
             <w:r>
-              <w:rPr>
-                <w:sz w:val="18"/>
-              </w:rPr>
-            </w:r>
-            <w:r>
-              <w:rPr>
-                <w:sz w:val="18"/>
-              </w:rPr>
               <w:t>low/no（应转人工）</w:t>
             </w:r>
           </w:p>
@@ -1936,14 +1553,6 @@
           </w:tcPr>
           <w:p>
             <w:r>
-              <w:rPr>
-                <w:sz w:val="18"/>
-              </w:rPr>
-            </w:r>
-            <w:r>
-              <w:rPr>
-                <w:sz w:val="18"/>
-              </w:rPr>
               <w:t>否定词偶数次不消解</w:t>
             </w:r>
           </w:p>
@@ -1954,21 +1563,12 @@
           </w:tcPr>
           <w:p>
             <w:r>
-              <w:rPr>
-                <w:sz w:val="18"/>
-              </w:rPr>
-            </w:r>
-            <w:r>
-              <w:rPr>
-                <w:sz w:val="18"/>
-              </w:rPr>
               <w:t>该用例通过，high 召回率 90.9%→100%</w:t>
             </w:r>
           </w:p>
         </w:tc>
       </w:tr>
     </w:tbl>
-    <w:p/>
     <w:p>
       <w:pPr>
         <w:pStyle w:val="ListBullet"/>
@@ -1993,7 +1593,7 @@
     </w:p>
     <w:tbl>
       <w:tblPr>
-        <w:tblStyle w:val="TableGrid"/>
+        <w:tblStyle w:val="LightGrid-Accent1"/>
         <w:tblW w:type="auto" w:w="0"/>
         <w:tblLook w:firstColumn="1" w:firstRow="1" w:lastColumn="0" w:lastRow="0" w:noHBand="0" w:noVBand="1" w:val="04A0"/>
       </w:tblPr>
@@ -2011,16 +1611,6 @@
           </w:tcPr>
           <w:p>
             <w:r>
-              <w:rPr>
-                <w:b/>
-                <w:sz w:val="18"/>
-              </w:rPr>
-            </w:r>
-            <w:r>
-              <w:rPr>
-                <w:b/>
-                <w:sz w:val="18"/>
-              </w:rPr>
               <w:t>指标</w:t>
             </w:r>
           </w:p>
@@ -2031,16 +1621,6 @@
           </w:tcPr>
           <w:p>
             <w:r>
-              <w:rPr>
-                <w:b/>
-                <w:sz w:val="18"/>
-              </w:rPr>
-            </w:r>
-            <w:r>
-              <w:rPr>
-                <w:b/>
-                <w:sz w:val="18"/>
-              </w:rPr>
               <w:t>计算方式</w:t>
             </w:r>
           </w:p>
@@ -2051,16 +1631,6 @@
           </w:tcPr>
           <w:p>
             <w:r>
-              <w:rPr>
-                <w:b/>
-                <w:sz w:val="18"/>
-              </w:rPr>
-            </w:r>
-            <w:r>
-              <w:rPr>
-                <w:b/>
-                <w:sz w:val="18"/>
-              </w:rPr>
               <w:t>通过标准</w:t>
             </w:r>
           </w:p>
@@ -2071,16 +1641,6 @@
           </w:tcPr>
           <w:p>
             <w:r>
-              <w:rPr>
-                <w:b/>
-                <w:sz w:val="18"/>
-              </w:rPr>
-            </w:r>
-            <w:r>
-              <w:rPr>
-                <w:b/>
-                <w:sz w:val="18"/>
-              </w:rPr>
               <w:t>v1.2.0 实际</w:t>
             </w:r>
           </w:p>
@@ -2091,16 +1651,6 @@
           </w:tcPr>
           <w:p>
             <w:r>
-              <w:rPr>
-                <w:b/>
-                <w:sz w:val="18"/>
-              </w:rPr>
-            </w:r>
-            <w:r>
-              <w:rPr>
-                <w:b/>
-                <w:sz w:val="18"/>
-              </w:rPr>
               <w:t>是否通过</w:t>
             </w:r>
           </w:p>
@@ -2113,14 +1663,6 @@
           </w:tcPr>
           <w:p>
             <w:r>
-              <w:rPr>
-                <w:sz w:val="18"/>
-              </w:rPr>
-            </w:r>
-            <w:r>
-              <w:rPr>
-                <w:sz w:val="18"/>
-              </w:rPr>
               <w:t>风险判定准确率</w:t>
             </w:r>
           </w:p>
@@ -2131,14 +1673,6 @@
           </w:tcPr>
           <w:p>
             <w:r>
-              <w:rPr>
-                <w:sz w:val="18"/>
-              </w:rPr>
-            </w:r>
-            <w:r>
-              <w:rPr>
-                <w:sz w:val="18"/>
-              </w:rPr>
               <w:t>有效用例 risk_level 与预期一致比例</w:t>
             </w:r>
           </w:p>
@@ -2149,14 +1683,6 @@
           </w:tcPr>
           <w:p>
             <w:r>
-              <w:rPr>
-                <w:sz w:val="18"/>
-              </w:rPr>
-            </w:r>
-            <w:r>
-              <w:rPr>
-                <w:sz w:val="18"/>
-              </w:rPr>
               <w:t>≥90%</w:t>
             </w:r>
           </w:p>
@@ -2167,15 +1693,7 @@
           </w:tcPr>
           <w:p>
             <w:r>
-              <w:rPr>
-                <w:sz w:val="18"/>
-              </w:rPr>
-            </w:r>
-            <w:r>
-              <w:rPr>
-                <w:sz w:val="18"/>
-              </w:rPr>
-              <w:t>100%（47/47）</w:t>
+              <w:t>100%（57/57）</w:t>
             </w:r>
           </w:p>
         </w:tc>
@@ -2185,14 +1703,6 @@
           </w:tcPr>
           <w:p>
             <w:r>
-              <w:rPr>
-                <w:sz w:val="18"/>
-              </w:rPr>
-            </w:r>
-            <w:r>
-              <w:rPr>
-                <w:sz w:val="18"/>
-              </w:rPr>
               <w:t>✅</w:t>
             </w:r>
           </w:p>
@@ -2205,14 +1715,6 @@
           </w:tcPr>
           <w:p>
             <w:r>
-              <w:rPr>
-                <w:sz w:val="18"/>
-              </w:rPr>
-            </w:r>
-            <w:r>
-              <w:rPr>
-                <w:sz w:val="18"/>
-              </w:rPr>
               <w:t>业务有效处置率</w:t>
             </w:r>
           </w:p>
@@ -2223,14 +1725,6 @@
           </w:tcPr>
           <w:p>
             <w:r>
-              <w:rPr>
-                <w:sz w:val="18"/>
-              </w:rPr>
-            </w:r>
-            <w:r>
-              <w:rPr>
-                <w:sz w:val="18"/>
-              </w:rPr>
               <w:t>有效用例处置方向正确比例</w:t>
             </w:r>
           </w:p>
@@ -2241,14 +1735,6 @@
           </w:tcPr>
           <w:p>
             <w:r>
-              <w:rPr>
-                <w:sz w:val="18"/>
-              </w:rPr>
-            </w:r>
-            <w:r>
-              <w:rPr>
-                <w:sz w:val="18"/>
-              </w:rPr>
               <w:t>≥90%</w:t>
             </w:r>
           </w:p>
@@ -2259,15 +1745,7 @@
           </w:tcPr>
           <w:p>
             <w:r>
-              <w:rPr>
-                <w:sz w:val="18"/>
-              </w:rPr>
-            </w:r>
-            <w:r>
-              <w:rPr>
-                <w:sz w:val="18"/>
-              </w:rPr>
-              <w:t>100%（47/47）</w:t>
+              <w:t>100%（57/57）</w:t>
             </w:r>
           </w:p>
         </w:tc>
@@ -2277,14 +1755,6 @@
           </w:tcPr>
           <w:p>
             <w:r>
-              <w:rPr>
-                <w:sz w:val="18"/>
-              </w:rPr>
-            </w:r>
-            <w:r>
-              <w:rPr>
-                <w:sz w:val="18"/>
-              </w:rPr>
               <w:t>✅</w:t>
             </w:r>
           </w:p>
@@ -2297,14 +1767,6 @@
           </w:tcPr>
           <w:p>
             <w:r>
-              <w:rPr>
-                <w:sz w:val="18"/>
-              </w:rPr>
-            </w:r>
-            <w:r>
-              <w:rPr>
-                <w:sz w:val="18"/>
-              </w:rPr>
               <w:t>无效输入处理率</w:t>
             </w:r>
           </w:p>
@@ -2315,14 +1777,6 @@
           </w:tcPr>
           <w:p>
             <w:r>
-              <w:rPr>
-                <w:sz w:val="18"/>
-              </w:rPr>
-            </w:r>
-            <w:r>
-              <w:rPr>
-                <w:sz w:val="18"/>
-              </w:rPr>
               <w:t>无效用例结构化 error 返回比例</w:t>
             </w:r>
           </w:p>
@@ -2333,14 +1787,6 @@
           </w:tcPr>
           <w:p>
             <w:r>
-              <w:rPr>
-                <w:sz w:val="18"/>
-              </w:rPr>
-            </w:r>
-            <w:r>
-              <w:rPr>
-                <w:sz w:val="18"/>
-              </w:rPr>
               <w:t>=100%</w:t>
             </w:r>
           </w:p>
@@ -2351,14 +1797,6 @@
           </w:tcPr>
           <w:p>
             <w:r>
-              <w:rPr>
-                <w:sz w:val="18"/>
-              </w:rPr>
-            </w:r>
-            <w:r>
-              <w:rPr>
-                <w:sz w:val="18"/>
-              </w:rPr>
               <w:t>100%（11/11）</w:t>
             </w:r>
           </w:p>
@@ -2369,14 +1807,6 @@
           </w:tcPr>
           <w:p>
             <w:r>
-              <w:rPr>
-                <w:sz w:val="18"/>
-              </w:rPr>
-            </w:r>
-            <w:r>
-              <w:rPr>
-                <w:sz w:val="18"/>
-              </w:rPr>
               <w:t>✅</w:t>
             </w:r>
           </w:p>
@@ -2389,14 +1819,6 @@
           </w:tcPr>
           <w:p>
             <w:r>
-              <w:rPr>
-                <w:sz w:val="18"/>
-              </w:rPr>
-            </w:r>
-            <w:r>
-              <w:rPr>
-                <w:sz w:val="18"/>
-              </w:rPr>
               <w:t>崩溃数</w:t>
             </w:r>
           </w:p>
@@ -2407,14 +1829,6 @@
           </w:tcPr>
           <w:p>
             <w:r>
-              <w:rPr>
-                <w:sz w:val="18"/>
-              </w:rPr>
-            </w:r>
-            <w:r>
-              <w:rPr>
-                <w:sz w:val="18"/>
-              </w:rPr>
               <w:t>未捕获异常数</w:t>
             </w:r>
           </w:p>
@@ -2425,14 +1839,6 @@
           </w:tcPr>
           <w:p>
             <w:r>
-              <w:rPr>
-                <w:sz w:val="18"/>
-              </w:rPr>
-            </w:r>
-            <w:r>
-              <w:rPr>
-                <w:sz w:val="18"/>
-              </w:rPr>
               <w:t>0</w:t>
             </w:r>
           </w:p>
@@ -2443,14 +1849,6 @@
           </w:tcPr>
           <w:p>
             <w:r>
-              <w:rPr>
-                <w:sz w:val="18"/>
-              </w:rPr>
-            </w:r>
-            <w:r>
-              <w:rPr>
-                <w:sz w:val="18"/>
-              </w:rPr>
               <w:t>0</w:t>
             </w:r>
           </w:p>
@@ -2461,14 +1859,6 @@
           </w:tcPr>
           <w:p>
             <w:r>
-              <w:rPr>
-                <w:sz w:val="18"/>
-              </w:rPr>
-            </w:r>
-            <w:r>
-              <w:rPr>
-                <w:sz w:val="18"/>
-              </w:rPr>
               <w:t>✅</w:t>
             </w:r>
           </w:p>
@@ -2481,14 +1871,6 @@
           </w:tcPr>
           <w:p>
             <w:r>
-              <w:rPr>
-                <w:sz w:val="18"/>
-              </w:rPr>
-            </w:r>
-            <w:r>
-              <w:rPr>
-                <w:sz w:val="18"/>
-              </w:rPr>
               <w:t>回归通过率</w:t>
             </w:r>
           </w:p>
@@ -2499,14 +1881,6 @@
           </w:tcPr>
           <w:p>
             <w:r>
-              <w:rPr>
-                <w:sz w:val="18"/>
-              </w:rPr>
-            </w:r>
-            <w:r>
-              <w:rPr>
-                <w:sz w:val="18"/>
-              </w:rPr>
               <w:t>基线已通过用例复跑通过比例</w:t>
             </w:r>
           </w:p>
@@ -2517,14 +1891,6 @@
           </w:tcPr>
           <w:p>
             <w:r>
-              <w:rPr>
-                <w:sz w:val="18"/>
-              </w:rPr>
-            </w:r>
-            <w:r>
-              <w:rPr>
-                <w:sz w:val="18"/>
-              </w:rPr>
               <w:t>=100%</w:t>
             </w:r>
           </w:p>
@@ -2535,15 +1901,7 @@
           </w:tcPr>
           <w:p>
             <w:r>
-              <w:rPr>
-                <w:sz w:val="18"/>
-              </w:rPr>
-            </w:r>
-            <w:r>
-              <w:rPr>
-                <w:sz w:val="18"/>
-              </w:rPr>
-              <w:t>100%（47/47）</w:t>
+              <w:t>100%（58/58）</w:t>
             </w:r>
           </w:p>
         </w:tc>
@@ -2553,14 +1911,6 @@
           </w:tcPr>
           <w:p>
             <w:r>
-              <w:rPr>
-                <w:sz w:val="18"/>
-              </w:rPr>
-            </w:r>
-            <w:r>
-              <w:rPr>
-                <w:sz w:val="18"/>
-              </w:rPr>
               <w:t>✅</w:t>
             </w:r>
           </w:p>
@@ -2573,14 +1923,6 @@
           </w:tcPr>
           <w:p>
             <w:r>
-              <w:rPr>
-                <w:sz w:val="18"/>
-              </w:rPr>
-            </w:r>
-            <w:r>
-              <w:rPr>
-                <w:sz w:val="18"/>
-              </w:rPr>
               <w:t>约定覆盖核验</w:t>
             </w:r>
           </w:p>
@@ -2591,15 +1933,7 @@
           </w:tcPr>
           <w:p>
             <w:r>
-              <w:rPr>
-                <w:sz w:val="18"/>
-              </w:rPr>
-            </w:r>
-            <w:r>
-              <w:rPr>
-                <w:sz w:val="18"/>
-              </w:rPr>
-              <w:t>5 项约定逐条实测核验</w:t>
+              <w:t>5 项约定 + 四种回答边界逐条实测</w:t>
             </w:r>
           </w:p>
         </w:tc>
@@ -2609,14 +1943,6 @@
           </w:tcPr>
           <w:p>
             <w:r>
-              <w:rPr>
-                <w:sz w:val="18"/>
-              </w:rPr>
-            </w:r>
-            <w:r>
-              <w:rPr>
-                <w:sz w:val="18"/>
-              </w:rPr>
               <w:t>全部覆盖</w:t>
             </w:r>
           </w:p>
@@ -2627,15 +1953,7 @@
           </w:tcPr>
           <w:p>
             <w:r>
-              <w:rPr>
-                <w:sz w:val="18"/>
-              </w:rPr>
-            </w:r>
-            <w:r>
-              <w:rPr>
-                <w:sz w:val="18"/>
-              </w:rPr>
-              <w:t>③⑤① 全覆盖</w:t>
+              <w:t>5 项约定 + 四类边界全覆盖</w:t>
             </w:r>
           </w:p>
         </w:tc>
@@ -2645,21 +1963,12 @@
           </w:tcPr>
           <w:p>
             <w:r>
-              <w:rPr>
-                <w:sz w:val="18"/>
-              </w:rPr>
-            </w:r>
-            <w:r>
-              <w:rPr>
-                <w:sz w:val="18"/>
-              </w:rPr>
               <w:t>✅</w:t>
             </w:r>
           </w:p>
         </w:tc>
       </w:tr>
     </w:tbl>
-    <w:p/>
     <w:p>
       <w:pPr>
         <w:pStyle w:val="Heading2"/>
@@ -2698,7 +2007,7 @@
         <w:t>outputs/demo/</w:t>
       </w:r>
       <w:r>
-        <w:t>（index.html + server.py，调用真实评估器 v1.3.0，含 GET /api/kb 发货知识库查询）</w:t>
+        <w:t>（index.html + server.py，调用真实评估器 v1.4.0，含 GET /api/kb 发货知识库查询 + 回答边界四类预设）</w:t>
       </w:r>
     </w:p>
     <w:p>
@@ -2729,7 +2038,7 @@
     </w:p>
     <w:p>
       <w:r>
-        <w:t>E-17/E-18/E-19（否认性表述与使用说明）、N-02（退款政策声明）、N-16/N-20（否定/双重否定）及第三轮新增发货/出处用例（N-05/N-24~N-37）——预期结果基于规则与业务判断，需甲方验收时确认。</w:t>
+        <w:t>E-17/E-18/E-19（否认性表述与使用说明）、N-02（退款政策声明）、N-16/N-20（否定/双重否定）、第三轮发货/出处用例（N-05/N-24~N-37）及第四轮边界用例（B-01~B-10）——预期结果基于规则与业务判断，需甲方验收时确认。</w:t>
       </w:r>
     </w:p>
     <w:p>
@@ -2742,7 +2051,7 @@
     </w:p>
     <w:tbl>
       <w:tblPr>
-        <w:tblStyle w:val="TableGrid"/>
+        <w:tblStyle w:val="LightGrid-Accent1"/>
         <w:tblW w:type="auto" w:w="0"/>
         <w:tblLook w:firstColumn="1" w:firstRow="1" w:lastColumn="0" w:lastRow="0" w:noHBand="0" w:noVBand="1" w:val="04A0"/>
       </w:tblPr>
@@ -2757,16 +2066,6 @@
           </w:tcPr>
           <w:p>
             <w:r>
-              <w:rPr>
-                <w:b/>
-                <w:sz w:val="18"/>
-              </w:rPr>
-            </w:r>
-            <w:r>
-              <w:rPr>
-                <w:b/>
-                <w:sz w:val="18"/>
-              </w:rPr>
               <w:t>问题</w:t>
             </w:r>
           </w:p>
@@ -2777,16 +2076,6 @@
           </w:tcPr>
           <w:p>
             <w:r>
-              <w:rPr>
-                <w:b/>
-                <w:sz w:val="18"/>
-              </w:rPr>
-            </w:r>
-            <w:r>
-              <w:rPr>
-                <w:b/>
-                <w:sz w:val="18"/>
-              </w:rPr>
               <w:t>结论</w:t>
             </w:r>
           </w:p>
@@ -2799,14 +2088,6 @@
           </w:tcPr>
           <w:p>
             <w:r>
-              <w:rPr>
-                <w:sz w:val="18"/>
-              </w:rPr>
-            </w:r>
-            <w:r>
-              <w:rPr>
-                <w:sz w:val="18"/>
-              </w:rPr>
               <w:t>覆盖最常见的发货问题？</w:t>
             </w:r>
           </w:p>
@@ -2817,14 +2098,6 @@
           </w:tcPr>
           <w:p>
             <w:r>
-              <w:rPr>
-                <w:sz w:val="18"/>
-              </w:rPr>
-            </w:r>
-            <w:r>
-              <w:rPr>
-                <w:sz w:val="18"/>
-              </w:rPr>
               <w:t>✅ 覆盖（R10-R12 + 发货知识库 + 13 条新用例；政策口径 FAQ 正常放行）</w:t>
             </w:r>
           </w:p>
@@ -2837,14 +2110,6 @@
           </w:tcPr>
           <w:p>
             <w:r>
-              <w:rPr>
-                <w:sz w:val="18"/>
-              </w:rPr>
-            </w:r>
-            <w:r>
-              <w:rPr>
-                <w:sz w:val="18"/>
-              </w:rPr>
               <w:t>只根据可追溯政策回答？</w:t>
             </w:r>
           </w:p>
@@ -2855,14 +2120,6 @@
           </w:tcPr>
           <w:p>
             <w:r>
-              <w:rPr>
-                <w:sz w:val="18"/>
-              </w:rPr>
-            </w:r>
-            <w:r>
-              <w:rPr>
-                <w:sz w:val="18"/>
-              </w:rPr>
               <w:t>✅ 强制（R13：无 policy_source 的承诺一律禁止自动断言）</w:t>
             </w:r>
           </w:p>
@@ -2875,14 +2132,6 @@
           </w:tcPr>
           <w:p>
             <w:r>
-              <w:rPr>
-                <w:sz w:val="18"/>
-              </w:rPr>
-            </w:r>
-            <w:r>
-              <w:rPr>
-                <w:sz w:val="18"/>
-              </w:rPr>
               <w:t>规则之外不做断言？</w:t>
             </w:r>
           </w:p>
@@ -2893,14 +2142,6 @@
           </w:tcPr>
           <w:p>
             <w:r>
-              <w:rPr>
-                <w:sz w:val="18"/>
-              </w:rPr>
-            </w:r>
-            <w:r>
-              <w:rPr>
-                <w:sz w:val="18"/>
-              </w:rPr>
               <w:t>✅ 落地（评估器不生成内容，承诺类必须可追溯，输出 policy_traceable）</w:t>
             </w:r>
           </w:p>
@@ -2913,14 +2154,6 @@
           </w:tcPr>
           <w:p>
             <w:r>
-              <w:rPr>
-                <w:sz w:val="18"/>
-              </w:rPr>
-            </w:r>
-            <w:r>
-              <w:rPr>
-                <w:sz w:val="18"/>
-              </w:rPr>
               <w:t>允许查询发货知识库？</w:t>
             </w:r>
           </w:p>
@@ -2931,14 +2164,6 @@
           </w:tcPr>
           <w:p>
             <w:r>
-              <w:rPr>
-                <w:sz w:val="18"/>
-              </w:rPr>
-            </w:r>
-            <w:r>
-              <w:rPr>
-                <w:sz w:val="18"/>
-              </w:rPr>
               <w:t>✅ 提供（shipping-policy.md SP-01~SP-05 + Demo GET /api/kb + 出处回显）</w:t>
             </w:r>
           </w:p>
@@ -2951,14 +2176,6 @@
           </w:tcPr>
           <w:p>
             <w:r>
-              <w:rPr>
-                <w:sz w:val="18"/>
-              </w:rPr>
-            </w:r>
-            <w:r>
-              <w:rPr>
-                <w:sz w:val="18"/>
-              </w:rPr>
               <w:t>特殊尺寸/时效承诺/价格例外转人工？</w:t>
             </w:r>
           </w:p>
@@ -2969,21 +2186,141 @@
           </w:tcPr>
           <w:p>
             <w:r>
-              <w:rPr>
-                <w:sz w:val="18"/>
-              </w:rPr>
-            </w:r>
-            <w:r>
-              <w:rPr>
-                <w:sz w:val="18"/>
-              </w:rPr>
               <w:t>✅ 全部转人工（R11/R10/R12，N-24~N-32 锁定）</w:t>
             </w:r>
           </w:p>
         </w:tc>
       </w:tr>
     </w:tbl>
-    <w:p/>
+    <w:p>
+      <w:pPr>
+        <w:pStyle w:val="Heading2"/>
+      </w:pPr>
+      <w:r>
+        <w:t>六之补充、回答边界四类覆盖核验结论（用户 4 问）</w:t>
+      </w:r>
+    </w:p>
+    <w:tbl>
+      <w:tblPr>
+        <w:tblStyle w:val="LightGrid-Accent1"/>
+        <w:tblW w:type="auto" w:w="0"/>
+        <w:tblLook w:firstColumn="1" w:firstRow="1" w:lastColumn="0" w:lastRow="0" w:noHBand="0" w:noVBand="1" w:val="04A0"/>
+      </w:tblPr>
+      <w:tblGrid>
+        <w:gridCol w:w="4320"/>
+        <w:gridCol w:w="4320"/>
+      </w:tblGrid>
+      <w:tr>
+        <w:tc>
+          <w:tcPr>
+            <w:tcW w:type="dxa" w:w="4320"/>
+          </w:tcPr>
+          <w:p>
+            <w:r>
+              <w:t>问题</w:t>
+            </w:r>
+          </w:p>
+        </w:tc>
+        <w:tc>
+          <w:tcPr>
+            <w:tcW w:type="dxa" w:w="4320"/>
+          </w:tcPr>
+          <w:p>
+            <w:r>
+              <w:t>结论</w:t>
+            </w:r>
+          </w:p>
+        </w:tc>
+      </w:tr>
+      <w:tr>
+        <w:tc>
+          <w:tcPr>
+            <w:tcW w:type="dxa" w:w="4320"/>
+          </w:tcPr>
+          <w:p>
+            <w:r>
+              <w:t>可直接回答的（信息完整、规则明确）给简洁正确结果？</w:t>
+            </w:r>
+          </w:p>
+        </w:tc>
+        <w:tc>
+          <w:tcPr>
+            <w:tcW w:type="dxa" w:w="4320"/>
+          </w:tcPr>
+          <w:p>
+            <w:r>
+              <w:t>✅ 覆盖（21 条 low/no + B-07，response_mode=direct，R5）</w:t>
+            </w:r>
+          </w:p>
+        </w:tc>
+      </w:tr>
+      <w:tr>
+        <w:tc>
+          <w:tcPr>
+            <w:tcW w:type="dxa" w:w="4320"/>
+          </w:tcPr>
+          <w:p>
+            <w:r>
+              <w:t>需先澄清的（缺尺寸/地点/时间/对象）不直接下结论？</w:t>
+            </w:r>
+          </w:p>
+        </w:tc>
+        <w:tc>
+          <w:tcPr>
+            <w:tcW w:type="dxa" w:w="4320"/>
+          </w:tcPr>
+          <w:p>
+            <w:r>
+              <w:t>✅ 覆盖（R14 + B-01~B-04/B-10 五条，response_mode=clarify，缺对象/地点/规格/暂无法回答）</w:t>
+            </w:r>
+          </w:p>
+        </w:tc>
+      </w:tr>
+      <w:tr>
+        <w:tc>
+          <w:tcPr>
+            <w:tcW w:type="dxa" w:w="4320"/>
+          </w:tcPr>
+          <w:p>
+            <w:r>
+              <w:t>只能回答一部分的，明确未覆盖部分与下一步？</w:t>
+            </w:r>
+          </w:p>
+        </w:tc>
+        <w:tc>
+          <w:tcPr>
+            <w:tcW w:type="dxa" w:w="4320"/>
+          </w:tcPr>
+          <w:p>
+            <w:r>
+              <w:t>✅ 覆盖（R15 + B-05，response_mode=partial；高危 B-06 仍转人工）</w:t>
+            </w:r>
+          </w:p>
+        </w:tc>
+      </w:tr>
+      <w:tr>
+        <w:tc>
+          <w:tcPr>
+            <w:tcW w:type="dxa" w:w="4320"/>
+          </w:tcPr>
+          <w:p>
+            <w:r>
+              <w:t>不能回答的（超范围/证据不足/风险过高）拒绝、转人工或说明边界？</w:t>
+            </w:r>
+          </w:p>
+        </w:tc>
+        <w:tc>
+          <w:tcPr>
+            <w:tcW w:type="dxa" w:w="4320"/>
+          </w:tcPr>
+          <w:p>
+            <w:r>
+              <w:t>✅ 覆盖（37 条 high/error/medium + R16 + B-08/B-09，response_mode=refuse_or_escalate）</w:t>
+            </w:r>
+          </w:p>
+        </w:tc>
+      </w:tr>
+    </w:tbl>
     <w:p>
       <w:pPr>
         <w:pStyle w:val="Heading2"/>
@@ -3024,7 +2361,7 @@
         <w:t>python scripts/test_evaluator.py</w:t>
       </w:r>
       <w:r>
-        <w:t>（34 个）；版本留痕：GitHub 仓库 https://github.com/stawzx0/risk-human-intervention-skill（tag v1.0.0 / v1.1.0 / v1.2.0 / v1.3.0）。</w:t>
+        <w:t>（46 个）；版本留痕：GitHub 仓库 https://github.com/stawzx0/risk-human-intervention-skill（tag v1.0.0 / v1.1.0 / v1.2.0 / v1.3.0 / v1.4.0）。</w:t>
       </w:r>
     </w:p>
     <w:sectPr>
@@ -3401,7 +2738,7 @@
     <w:qFormat/>
     <w:rsid w:val="00FC693F"/>
     <w:rPr>
-      <w:rFonts w:ascii="Microsoft YaHei" w:hAnsi="Microsoft YaHei"/>
+      <w:rFonts w:ascii="Calibri" w:hAnsi="Calibri"/>
       <w:sz w:val="21"/>
     </w:rPr>
   </w:style>
